--- a/docs/BYYEAR/Расстреляны_1920.docx
+++ b/docs/BYYEAR/Расстреляны_1920.docx
@@ -3485,7 +3485,7 @@
                 <w:szCs w:val="16"/>
                 <w:lang w:val="ru-RU"/>
               </w:rPr>
-              <w:t>Байтодорова Валентина Константиновна  22 года    новое имя</w:t>
+              <w:t xml:space="preserve">Байтодорова Валентина Константиновна  22 года  </w:t>
             </w:r>
           </w:p>
           <w:p>
